--- a/docs/writing/piece2_final.docx
+++ b/docs/writing/piece2_final.docx
@@ -20,7 +20,7 @@
         <w:pStyle w:val="Date"/>
       </w:pPr>
       <w:r>
-        <w:t xml:space="preserve">May 2026</w:t>
+        <w:t xml:space="preserve">June 2026</w:t>
       </w:r>
     </w:p>
     <w:p>

--- a/docs/writing/piece2_final.docx
+++ b/docs/writing/piece2_final.docx
@@ -20,7 +20,7 @@
         <w:pStyle w:val="Date"/>
       </w:pPr>
       <w:r>
-        <w:t xml:space="preserve">June 2026</w:t>
+        <w:t xml:space="preserve">May 2026</w:t>
       </w:r>
     </w:p>
     <w:p>

--- a/docs/writing/piece2_final.docx
+++ b/docs/writing/piece2_final.docx
@@ -308,6 +308,205 @@
         <w:t xml:space="preserve">Professionalisation is happening now. Analysts are already becoming registered and certified. The organisations that show they value and endorse their work will have the strongest applicants and the strongest analytical functions in the future.</w:t>
       </w:r>
     </w:p>
+    <w:p>
+      <w:r>
+        <w:pict>
+          <v:rect style="width:0;height:1.5pt" o:hralign="center" o:hrstd="t" o:hr="t"/>
+        </w:pict>
+      </w:r>
+    </w:p>
+    <w:p>
+      <w:pPr>
+        <w:pStyle w:val="FirstParagraph"/>
+      </w:pPr>
+      <w:hyperlink r:id="rId9">
+        <w:r>
+          <w:rPr>
+            <w:rStyle w:val="Hyperlink"/>
+          </w:rPr>
+          <w:t xml:space="preserve">Download as Word document</w:t>
+        </w:r>
+      </w:hyperlink>
+    </w:p>
+    <w:bookmarkStart w:id="14" w:name="recent-writing"/>
+    <w:p>
+      <w:pPr>
+        <w:pStyle w:val="Heading2"/>
+      </w:pPr>
+      <w:r>
+        <w:t xml:space="preserve">Recent Writing</w:t>
+      </w:r>
+    </w:p>
+    <w:p>
+      <w:pPr>
+        <w:pStyle w:val="FirstParagraph"/>
+      </w:pPr>
+      <w:hyperlink r:id="rId10">
+        <w:r>
+          <w:rPr>
+            <w:rStyle w:val="Hyperlink"/>
+            <w:b/>
+            <w:bCs/>
+          </w:rPr>
+          <w:t xml:space="preserve">The NHS is addicted to building dashboards. Is it time for a detox?</w:t>
+        </w:r>
+      </w:hyperlink>
+      <w:r>
+        <w:t xml:space="preserve"> </w:t>
+      </w:r>
+      <w:r>
+        <w:t xml:space="preserve">Why dashboards don’t work as intended, and what comes next.</w:t>
+      </w:r>
+    </w:p>
+    <w:p>
+      <w:pPr>
+        <w:pStyle w:val="BodyText"/>
+      </w:pPr>
+      <w:hyperlink r:id="rId11">
+        <w:r>
+          <w:rPr>
+            <w:rStyle w:val="Hyperlink"/>
+            <w:b/>
+            <w:bCs/>
+          </w:rPr>
+          <w:t xml:space="preserve">Analytics is becoming a profession. Is your organisation leading or following?</w:t>
+        </w:r>
+      </w:hyperlink>
+      <w:r>
+        <w:t xml:space="preserve"> </w:t>
+      </w:r>
+      <w:r>
+        <w:t xml:space="preserve">Why organisations that lead and celebrate the professionalisation of analysts will benefit the most.</w:t>
+      </w:r>
+    </w:p>
+    <w:p>
+      <w:pPr>
+        <w:pStyle w:val="BodyText"/>
+      </w:pPr>
+      <w:hyperlink r:id="rId12">
+        <w:r>
+          <w:rPr>
+            <w:rStyle w:val="Hyperlink"/>
+            <w:b/>
+            <w:bCs/>
+          </w:rPr>
+          <w:t xml:space="preserve">What data teams can learn from internal audit</w:t>
+        </w:r>
+      </w:hyperlink>
+      <w:r>
+        <w:t xml:space="preserve"> </w:t>
+      </w:r>
+      <w:r>
+        <w:t xml:space="preserve">Exploring gaps in analytical governance, and how looking through the perspective of an internal audit can strengthen analyst teams.</w:t>
+      </w:r>
+    </w:p>
+    <w:p>
+      <w:pPr>
+        <w:pStyle w:val="BodyText"/>
+      </w:pPr>
+      <w:hyperlink r:id="rId13">
+        <w:r>
+          <w:rPr>
+            <w:rStyle w:val="Hyperlink"/>
+          </w:rPr>
+          <w:t xml:space="preserve">View all writing →</w:t>
+        </w:r>
+      </w:hyperlink>
+    </w:p>
+    <w:p>
+      <w:r>
+        <w:pict>
+          <v:rect style="width:0;height:1.5pt" o:hralign="center" o:hrstd="t" o:hr="t"/>
+        </w:pict>
+      </w:r>
+    </w:p>
+    <w:bookmarkEnd w:id="14"/>
+    <w:bookmarkStart w:id="19" w:name="recent-projects"/>
+    <w:p>
+      <w:pPr>
+        <w:pStyle w:val="Heading2"/>
+      </w:pPr>
+      <w:r>
+        <w:t xml:space="preserve">Recent Projects</w:t>
+      </w:r>
+    </w:p>
+    <w:p>
+      <w:pPr>
+        <w:pStyle w:val="FirstParagraph"/>
+      </w:pPr>
+      <w:hyperlink r:id="rId15">
+        <w:r>
+          <w:rPr>
+            <w:rStyle w:val="Hyperlink"/>
+            <w:b/>
+            <w:bCs/>
+          </w:rPr>
+          <w:t xml:space="preserve">qvdr</w:t>
+        </w:r>
+      </w:hyperlink>
+      <w:r>
+        <w:t xml:space="preserve"> </w:t>
+      </w:r>
+      <w:r>
+        <w:t xml:space="preserve">An R package that reads QVD (QlikView Data) binary files into R tibbles.</w:t>
+      </w:r>
+    </w:p>
+    <w:p>
+      <w:pPr>
+        <w:pStyle w:val="BodyText"/>
+      </w:pPr>
+      <w:hyperlink r:id="rId16">
+        <w:r>
+          <w:rPr>
+            <w:rStyle w:val="Hyperlink"/>
+            <w:b/>
+            <w:bCs/>
+          </w:rPr>
+          <w:t xml:space="preserve">Statistics Methods Primer</w:t>
+        </w:r>
+      </w:hyperlink>
+      <w:r>
+        <w:t xml:space="preserve"> </w:t>
+      </w:r>
+      <w:r>
+        <w:t xml:space="preserve">A reference source for NHS analysts without a formal statistical background.</w:t>
+      </w:r>
+    </w:p>
+    <w:p>
+      <w:pPr>
+        <w:pStyle w:val="BodyText"/>
+      </w:pPr>
+      <w:hyperlink r:id="rId17">
+        <w:r>
+          <w:rPr>
+            <w:rStyle w:val="Hyperlink"/>
+            <w:b/>
+            <w:bCs/>
+          </w:rPr>
+          <w:t xml:space="preserve">Recipe App</w:t>
+        </w:r>
+      </w:hyperlink>
+      <w:r>
+        <w:t xml:space="preserve"> </w:t>
+      </w:r>
+      <w:r>
+        <w:t xml:space="preserve">An app for searching recipes based on ingredients and cuisine preferences.</w:t>
+      </w:r>
+    </w:p>
+    <w:p>
+      <w:pPr>
+        <w:pStyle w:val="BodyText"/>
+      </w:pPr>
+      <w:hyperlink r:id="rId18">
+        <w:r>
+          <w:rPr>
+            <w:rStyle w:val="Hyperlink"/>
+          </w:rPr>
+          <w:t xml:space="preserve">View all projects →</w:t>
+        </w:r>
+      </w:hyperlink>
+    </w:p>
+    <w:bookmarkEnd w:id="19"/>
     <w:sectPr>
       <w:footnotePr>
         <w:numRestart w:val="eachSect"/>

--- a/docs/writing/piece2_final.docx
+++ b/docs/writing/piece2_final.docx
@@ -14,6 +14,9 @@
       <w:pPr>
         <w:pStyle w:val="Author"/>
       </w:pPr>
+      <w:r>
+        <w:t xml:space="preserve">Jasper Cain</w:t>
+      </w:r>
     </w:p>
     <w:p>
       <w:pPr>
@@ -328,185 +331,6 @@
         </w:r>
       </w:hyperlink>
     </w:p>
-    <w:bookmarkStart w:id="14" w:name="recent-writing"/>
-    <w:p>
-      <w:pPr>
-        <w:pStyle w:val="Heading2"/>
-      </w:pPr>
-      <w:r>
-        <w:t xml:space="preserve">Recent Writing</w:t>
-      </w:r>
-    </w:p>
-    <w:p>
-      <w:pPr>
-        <w:pStyle w:val="FirstParagraph"/>
-      </w:pPr>
-      <w:hyperlink r:id="rId10">
-        <w:r>
-          <w:rPr>
-            <w:rStyle w:val="Hyperlink"/>
-            <w:b/>
-            <w:bCs/>
-          </w:rPr>
-          <w:t xml:space="preserve">The NHS is addicted to building dashboards. Is it time for a detox?</w:t>
-        </w:r>
-      </w:hyperlink>
-      <w:r>
-        <w:t xml:space="preserve"> </w:t>
-      </w:r>
-      <w:r>
-        <w:t xml:space="preserve">Why dashboards don’t work as intended, and what comes next.</w:t>
-      </w:r>
-    </w:p>
-    <w:p>
-      <w:pPr>
-        <w:pStyle w:val="BodyText"/>
-      </w:pPr>
-      <w:hyperlink r:id="rId11">
-        <w:r>
-          <w:rPr>
-            <w:rStyle w:val="Hyperlink"/>
-            <w:b/>
-            <w:bCs/>
-          </w:rPr>
-          <w:t xml:space="preserve">Analytics is becoming a profession. Is your organisation leading or following?</w:t>
-        </w:r>
-      </w:hyperlink>
-      <w:r>
-        <w:t xml:space="preserve"> </w:t>
-      </w:r>
-      <w:r>
-        <w:t xml:space="preserve">Why organisations that lead and celebrate the professionalisation of analysts will benefit the most.</w:t>
-      </w:r>
-    </w:p>
-    <w:p>
-      <w:pPr>
-        <w:pStyle w:val="BodyText"/>
-      </w:pPr>
-      <w:hyperlink r:id="rId12">
-        <w:r>
-          <w:rPr>
-            <w:rStyle w:val="Hyperlink"/>
-            <w:b/>
-            <w:bCs/>
-          </w:rPr>
-          <w:t xml:space="preserve">What data teams can learn from internal audit</w:t>
-        </w:r>
-      </w:hyperlink>
-      <w:r>
-        <w:t xml:space="preserve"> </w:t>
-      </w:r>
-      <w:r>
-        <w:t xml:space="preserve">Exploring gaps in analytical governance, and how looking through the perspective of an internal audit can strengthen analyst teams.</w:t>
-      </w:r>
-    </w:p>
-    <w:p>
-      <w:pPr>
-        <w:pStyle w:val="BodyText"/>
-      </w:pPr>
-      <w:hyperlink r:id="rId13">
-        <w:r>
-          <w:rPr>
-            <w:rStyle w:val="Hyperlink"/>
-          </w:rPr>
-          <w:t xml:space="preserve">View all writing →</w:t>
-        </w:r>
-      </w:hyperlink>
-    </w:p>
-    <w:p>
-      <w:r>
-        <w:pict>
-          <v:rect style="width:0;height:1.5pt" o:hralign="center" o:hrstd="t" o:hr="t"/>
-        </w:pict>
-      </w:r>
-    </w:p>
-    <w:bookmarkEnd w:id="14"/>
-    <w:bookmarkStart w:id="19" w:name="recent-projects"/>
-    <w:p>
-      <w:pPr>
-        <w:pStyle w:val="Heading2"/>
-      </w:pPr>
-      <w:r>
-        <w:t xml:space="preserve">Recent Projects</w:t>
-      </w:r>
-    </w:p>
-    <w:p>
-      <w:pPr>
-        <w:pStyle w:val="FirstParagraph"/>
-      </w:pPr>
-      <w:hyperlink r:id="rId15">
-        <w:r>
-          <w:rPr>
-            <w:rStyle w:val="Hyperlink"/>
-            <w:b/>
-            <w:bCs/>
-          </w:rPr>
-          <w:t xml:space="preserve">qvdr</w:t>
-        </w:r>
-      </w:hyperlink>
-      <w:r>
-        <w:t xml:space="preserve"> </w:t>
-      </w:r>
-      <w:r>
-        <w:t xml:space="preserve">An R package that reads QVD (QlikView Data) binary files into R tibbles.</w:t>
-      </w:r>
-    </w:p>
-    <w:p>
-      <w:pPr>
-        <w:pStyle w:val="BodyText"/>
-      </w:pPr>
-      <w:hyperlink r:id="rId16">
-        <w:r>
-          <w:rPr>
-            <w:rStyle w:val="Hyperlink"/>
-            <w:b/>
-            <w:bCs/>
-          </w:rPr>
-          <w:t xml:space="preserve">Statistics Methods Primer</w:t>
-        </w:r>
-      </w:hyperlink>
-      <w:r>
-        <w:t xml:space="preserve"> </w:t>
-      </w:r>
-      <w:r>
-        <w:t xml:space="preserve">A reference source for NHS analysts without a formal statistical background.</w:t>
-      </w:r>
-    </w:p>
-    <w:p>
-      <w:pPr>
-        <w:pStyle w:val="BodyText"/>
-      </w:pPr>
-      <w:hyperlink r:id="rId17">
-        <w:r>
-          <w:rPr>
-            <w:rStyle w:val="Hyperlink"/>
-            <w:b/>
-            <w:bCs/>
-          </w:rPr>
-          <w:t xml:space="preserve">Recipe App</w:t>
-        </w:r>
-      </w:hyperlink>
-      <w:r>
-        <w:t xml:space="preserve"> </w:t>
-      </w:r>
-      <w:r>
-        <w:t xml:space="preserve">An app for searching recipes based on ingredients and cuisine preferences.</w:t>
-      </w:r>
-    </w:p>
-    <w:p>
-      <w:pPr>
-        <w:pStyle w:val="BodyText"/>
-      </w:pPr>
-      <w:hyperlink r:id="rId18">
-        <w:r>
-          <w:rPr>
-            <w:rStyle w:val="Hyperlink"/>
-          </w:rPr>
-          <w:t xml:space="preserve">View all projects →</w:t>
-        </w:r>
-      </w:hyperlink>
-    </w:p>
-    <w:bookmarkEnd w:id="19"/>
     <w:sectPr>
       <w:footnotePr>
         <w:numRestart w:val="eachSect"/>
@@ -631,7 +455,7 @@
         <w:rFonts w:asciiTheme="minorHAnsi" w:cstheme="minorBidi" w:eastAsiaTheme="minorEastAsia" w:hAnsiTheme="minorHAnsi"/>
         <w:sz w:val="24"/>
         <w:szCs w:val="24"/>
-        <w:lang w:bidi="ar-SA" w:eastAsia="zh-CN" w:val="en-US"/>
+        <w:lang w:bidi="ar-SA" w:eastAsia="zh-CN" w:val="en-GB"/>
       </w:rPr>
     </w:rPrDefault>
     <w:pPrDefault>
